--- a/Система/Созыкин/11 - кэширование в HTTP.docx
+++ b/Система/Созыкин/11 - кэширование в HTTP.docx
@@ -2,6 +2,41 @@
 <file path=word/document.xml><?xml version="1.0" encoding="utf-8"?>
 <w:document xmlns:o="urn:schemas-microsoft-com:office:office" xmlns:r="http://schemas.openxmlformats.org/officeDocument/2006/relationships" xmlns:v="urn:schemas-microsoft-com:vml" xmlns:w="http://schemas.openxmlformats.org/wordprocessingml/2006/main" xmlns:w10="urn:schemas-microsoft-com:office:word" xmlns:wp="http://schemas.openxmlformats.org/drawingml/2006/wordprocessingDrawing" xmlns:wps="http://schemas.microsoft.com/office/word/2010/wordprocessingShape" xmlns:wpg="http://schemas.microsoft.com/office/word/2010/wordprocessingGroup" xmlns:mc="http://schemas.openxmlformats.org/markup-compatibility/2006" xmlns:wp14="http://schemas.microsoft.com/office/word/2010/wordprocessingDrawing" xmlns:w14="http://schemas.microsoft.com/office/word/2010/wordml" xmlns:w15="http://schemas.microsoft.com/office/word/2012/wordml" mc:Ignorable="w14 wp14 w15">
   <w:body>
+    <w:p>
+      <w:pPr>
+        <w:pStyle w:val="Normal"/>
+        <w:spacing w:before="0" w:after="0"/>
+        <w:rPr>
+          <w:b/>
+          <w:bCs/>
+          <w:lang w:val="en-US"/>
+        </w:rPr>
+      </w:pPr>
+      <w:r>
+        <w:rPr>
+          <w:b/>
+          <w:bCs/>
+          <w:lang w:val="en-US"/>
+        </w:rPr>
+        <w:t xml:space="preserve">11 – </w:t>
+      </w:r>
+      <w:r>
+        <w:rPr>
+          <w:b/>
+          <w:bCs/>
+          <w:lang w:val="ru-RU"/>
+        </w:rPr>
+        <w:t xml:space="preserve">кэширование </w:t>
+      </w:r>
+      <w:r>
+        <w:rPr>
+          <w:b/>
+          <w:bCs/>
+          <w:lang w:val="en-US"/>
+        </w:rPr>
+        <w:t>http</w:t>
+      </w:r>
+    </w:p>
     <w:p>
       <w:pPr>
         <w:pStyle w:val="Normal"/>
@@ -1288,11 +1323,7 @@
       </w:pPr>
       <w:r>
         <w:rPr/>
-        <w:t xml:space="preserve">Он применяется, когда страницы не являются статическими, а генерируются с помощью программ, и как правило для генерации страницы нужно время, и вычислительные ресурсы. Есть несколько вэб-серверов, к ним приходят запросы на страницы, и для того чтобы сгенерировать ответ, серверы запускают сложную прогу, которая обращается к базе данных, и может выполнять еще какие-то действия, и в результате генерируется страница которая отправляется пользователю. Но перед тем, как отправиться пользователю, </w:t>
-      </w:r>
-      <w:r>
-        <w:rPr/>
-        <w:t>копия страницы сохраняется в реверсивном прокси сервере в разделяемом кэше. И когда другому пользователю понадобиться таже страница, можно будет взять её копию из разделяемого кэша, и не тратить процессорное время для того, чтобы сгенерировать страницу заново.</w:t>
+        <w:t>Он применяется, когда страницы не являются статическими, а генерируются с помощью программ, и как правило для генерации страницы нужно время, и вычислительные ресурсы. Есть несколько вэб-серверов, к ним приходят запросы на страницы, и для того чтобы сгенерировать ответ, серверы запускают сложную прогу, которая обращается к базе данных, и может выполнять еще какие-то действия, и в результате генерируется страница которая отправляется пользователю. Но перед тем, как отправиться пользователю, копия страницы сохраняется в реверсивном прокси сервере в разделяемом кэше. И когда другому пользователю понадобиться таже страница, можно будет взять её копию из разделяемого кэша, и не тратить процессорное время для того, чтобы сгенерировать страницу заново.</w:t>
       </w:r>
     </w:p>
     <w:sectPr>
